--- a/other/documents/QAPP/memos/Memo to EPA January 2023, Kenai Watershed Forum QAPP.docx
+++ b/other/documents/QAPP/memos/Memo to EPA January 2023, Kenai Watershed Forum QAPP.docx
@@ -103,6 +103,74 @@
           <w:color w:val="000000"/>
         </w:rPr>
       </w:pPr>
+      <w:r>
+        <w:rPr>
+          <w:rFonts w:ascii="Calibri" w:eastAsia="Times New Roman" w:hAnsi="Calibri" w:cs="Calibri"/>
+          <w:color w:val="000000"/>
+        </w:rPr>
+        <w:t>Included in this email is a revised version of our Quality Assurance Project Plan (QAPP) that includes the recommended edits described in your memo from December 5, 2022. The details are described below this letter in a point-by-point format.</w:t>
+      </w:r>
+      <w:r>
+        <w:rPr>
+          <w:rFonts w:ascii="Calibri" w:eastAsia="Times New Roman" w:hAnsi="Calibri" w:cs="Calibri"/>
+          <w:color w:val="000000"/>
+        </w:rPr>
+        <w:t xml:space="preserve"> </w:t>
+      </w:r>
+    </w:p>
+    <w:p>
+      <w:pPr>
+        <w:spacing w:before="100" w:beforeAutospacing="1" w:after="100" w:afterAutospacing="1" w:line="240" w:lineRule="auto"/>
+        <w:rPr>
+          <w:rFonts w:ascii="Calibri" w:eastAsia="Times New Roman" w:hAnsi="Calibri" w:cs="Calibri"/>
+          <w:color w:val="000000"/>
+        </w:rPr>
+      </w:pPr>
+      <w:r>
+        <w:rPr>
+          <w:rFonts w:ascii="Calibri" w:eastAsia="Times New Roman" w:hAnsi="Calibri" w:cs="Calibri"/>
+          <w:color w:val="000000"/>
+        </w:rPr>
+        <w:t>We are currently in the process of additional revisions to this QAPP document</w:t>
+      </w:r>
+      <w:r>
+        <w:rPr>
+          <w:rFonts w:ascii="Calibri" w:eastAsia="Times New Roman" w:hAnsi="Calibri" w:cs="Calibri"/>
+          <w:color w:val="000000"/>
+        </w:rPr>
+        <w:t>, which are largely in the nature of updating document format, as well as personnel contracts. We will provide this document to all parties concerned when available (EPA, Alaska Dept. of Environmental Conservation, tribal partners, and technical advisory group). It is not anticipated to contain revisions of major substance beyond what is provided in this attached draft today.</w:t>
+      </w:r>
+    </w:p>
+    <w:p>
+      <w:pPr>
+        <w:spacing w:before="100" w:beforeAutospacing="1" w:after="100" w:afterAutospacing="1" w:line="240" w:lineRule="auto"/>
+        <w:rPr>
+          <w:rFonts w:ascii="Calibri" w:eastAsia="Times New Roman" w:hAnsi="Calibri" w:cs="Calibri"/>
+          <w:color w:val="000000"/>
+        </w:rPr>
+      </w:pPr>
+      <w:r>
+        <w:rPr>
+          <w:rFonts w:ascii="Calibri" w:eastAsia="Times New Roman" w:hAnsi="Calibri" w:cs="Calibri"/>
+          <w:color w:val="000000"/>
+        </w:rPr>
+        <w:t>Please be in touch if we can address any additional feedback or answer questions. Thank you again for your support and cooperation as we enter our 23</w:t>
+      </w:r>
+      <w:r>
+        <w:rPr>
+          <w:rFonts w:ascii="Calibri" w:eastAsia="Times New Roman" w:hAnsi="Calibri" w:cs="Calibri"/>
+          <w:color w:val="000000"/>
+          <w:vertAlign w:val="superscript"/>
+        </w:rPr>
+        <w:t>rd</w:t>
+      </w:r>
+      <w:r>
+        <w:rPr>
+          <w:rFonts w:ascii="Calibri" w:eastAsia="Times New Roman" w:hAnsi="Calibri" w:cs="Calibri"/>
+          <w:color w:val="000000"/>
+        </w:rPr>
+        <w:t xml:space="preserve"> consecutive year of this community-driven monitoring project.</w:t>
+      </w:r>
     </w:p>
     <w:p>
       <w:pPr>
@@ -271,7 +339,23 @@
           <w:rFonts w:ascii="Calibri" w:eastAsia="Times New Roman" w:hAnsi="Calibri" w:cs="Calibri"/>
           <w:color w:val="000000"/>
         </w:rPr>
-        <w:t xml:space="preserve"> Jordan, Kenaitze Indian Tribe</w:t>
+        <w:t xml:space="preserve"> Jordan, </w:t>
+      </w:r>
+      <w:proofErr w:type="spellStart"/>
+      <w:r>
+        <w:rPr>
+          <w:rFonts w:ascii="Calibri" w:eastAsia="Times New Roman" w:hAnsi="Calibri" w:cs="Calibri"/>
+          <w:color w:val="000000"/>
+        </w:rPr>
+        <w:t>Kenaitze</w:t>
+      </w:r>
+      <w:proofErr w:type="spellEnd"/>
+      <w:r>
+        <w:rPr>
+          <w:rFonts w:ascii="Calibri" w:eastAsia="Times New Roman" w:hAnsi="Calibri" w:cs="Calibri"/>
+          <w:color w:val="000000"/>
+        </w:rPr>
+        <w:t xml:space="preserve"> Indian Tribe</w:t>
       </w:r>
       <w:r>
         <w:rPr>
@@ -286,7 +370,23 @@
           <w:rFonts w:ascii="Calibri" w:eastAsia="Times New Roman" w:hAnsi="Calibri" w:cs="Calibri"/>
           <w:color w:val="000000"/>
         </w:rPr>
-        <w:t>Yvonne Weber, Salamatof Native Association</w:t>
+        <w:t xml:space="preserve">Yvonne Weber, </w:t>
+      </w:r>
+      <w:proofErr w:type="spellStart"/>
+      <w:r>
+        <w:rPr>
+          <w:rFonts w:ascii="Calibri" w:eastAsia="Times New Roman" w:hAnsi="Calibri" w:cs="Calibri"/>
+          <w:color w:val="000000"/>
+        </w:rPr>
+        <w:t>Salamatof</w:t>
+      </w:r>
+      <w:proofErr w:type="spellEnd"/>
+      <w:r>
+        <w:rPr>
+          <w:rFonts w:ascii="Calibri" w:eastAsia="Times New Roman" w:hAnsi="Calibri" w:cs="Calibri"/>
+          <w:color w:val="000000"/>
+        </w:rPr>
+        <w:t xml:space="preserve"> Native Association</w:t>
       </w:r>
     </w:p>
     <w:p>
@@ -306,105 +406,169 @@
           <w:u w:val="single"/>
         </w:rPr>
       </w:pPr>
-      <w:r>
+    </w:p>
+    <w:p>
+      <w:pPr>
         <w:rPr>
           <w:rFonts w:cstheme="minorHAnsi"/>
           <w:b/>
           <w:u w:val="single"/>
         </w:rPr>
-        <w:t xml:space="preserve">Addendum to memo to </w:t>
-      </w:r>
-      <w:r>
+      </w:pPr>
+    </w:p>
+    <w:p>
+      <w:pPr>
         <w:rPr>
           <w:rFonts w:cstheme="minorHAnsi"/>
           <w:b/>
           <w:u w:val="single"/>
         </w:rPr>
-        <w:t>EPA R10</w:t>
-      </w:r>
-      <w:r>
+      </w:pPr>
+    </w:p>
+    <w:p>
+      <w:pPr>
         <w:rPr>
           <w:rFonts w:cstheme="minorHAnsi"/>
           <w:b/>
           <w:u w:val="single"/>
         </w:rPr>
-        <w:t xml:space="preserve"> from Kenai Watershed Forum</w:t>
-      </w:r>
-      <w:r>
+      </w:pPr>
+    </w:p>
+    <w:p>
+      <w:pPr>
         <w:rPr>
           <w:rFonts w:cstheme="minorHAnsi"/>
           <w:b/>
           <w:u w:val="single"/>
         </w:rPr>
-        <w:t xml:space="preserve"> January 6, 2023</w:t>
-      </w:r>
-    </w:p>
-    <w:p>
-      <w:pPr>
-        <w:rPr>
-          <w:rFonts w:cstheme="minorHAnsi"/>
-        </w:rPr>
-      </w:pPr>
-      <w:r>
-        <w:rPr>
-          <w:rFonts w:cstheme="minorHAnsi"/>
-        </w:rPr>
-        <w:t>The following list reflects the both currently in progress and completed to the “Kenai River Water Quality Multi-Agency Baseline QAPP</w:t>
-      </w:r>
-      <w:r>
-        <w:rPr>
-          <w:rFonts w:cstheme="minorHAnsi"/>
-        </w:rPr>
-        <w:t>.” Completed items have a checkmark, while items in progress have a bullet point.</w:t>
-      </w:r>
+      </w:pPr>
     </w:p>
     <w:p>
       <w:pPr>
         <w:rPr>
           <w:rFonts w:cstheme="minorHAnsi"/>
           <w:b/>
-        </w:rPr>
-      </w:pPr>
-      <w:r>
+          <w:u w:val="single"/>
+        </w:rPr>
+      </w:pPr>
+      <w:bookmarkStart w:id="0" w:name="_GoBack"/>
+      <w:bookmarkEnd w:id="0"/>
+    </w:p>
+    <w:p>
+      <w:pPr>
         <w:rPr>
           <w:rFonts w:cstheme="minorHAnsi"/>
           <w:b/>
-        </w:rPr>
-        <w:t>Updates</w:t>
-      </w:r>
+          <w:u w:val="single"/>
+        </w:rPr>
+      </w:pPr>
       <w:r>
         <w:rPr>
           <w:rFonts w:cstheme="minorHAnsi"/>
           <w:b/>
-        </w:rPr>
-        <w:t xml:space="preserve"> Requested by EPA</w:t>
+          <w:u w:val="single"/>
+        </w:rPr>
+        <w:lastRenderedPageBreak/>
+        <w:t xml:space="preserve">Addendum to memo to </w:t>
       </w:r>
       <w:r>
         <w:rPr>
           <w:rFonts w:cstheme="minorHAnsi"/>
           <w:b/>
-        </w:rPr>
-        <w:t xml:space="preserve"> to QAPP</w:t>
+          <w:u w:val="single"/>
+        </w:rPr>
+        <w:t>EPA R10</w:t>
       </w:r>
       <w:r>
         <w:rPr>
           <w:rFonts w:cstheme="minorHAnsi"/>
           <w:b/>
+          <w:u w:val="single"/>
+        </w:rPr>
+        <w:t xml:space="preserve"> from Kenai Watershed Forum</w:t>
+      </w:r>
+      <w:r>
+        <w:rPr>
+          <w:rFonts w:cstheme="minorHAnsi"/>
+          <w:b/>
+          <w:u w:val="single"/>
+        </w:rPr>
+        <w:t xml:space="preserve"> January 6, 2023</w:t>
+      </w:r>
+    </w:p>
+    <w:p>
+      <w:pPr>
+        <w:rPr>
+          <w:rFonts w:cstheme="minorHAnsi"/>
+        </w:rPr>
+      </w:pPr>
+      <w:r>
+        <w:rPr>
+          <w:rFonts w:cstheme="minorHAnsi"/>
+        </w:rPr>
+        <w:t xml:space="preserve">The following list describes edits requested on 12/5/2022 from Raymond Wu, Quality Assurance chemist with USEPA Region 10, to Kenai Watershed Forum to the </w:t>
+      </w:r>
+      <w:r>
+        <w:rPr>
+          <w:rFonts w:cstheme="minorHAnsi"/>
+        </w:rPr>
+        <w:t>“Kenai River Water Quality Multi-Agency Baseline QAPP</w:t>
+      </w:r>
+      <w:r>
+        <w:rPr>
+          <w:rFonts w:cstheme="minorHAnsi"/>
+        </w:rPr>
+        <w:t xml:space="preserve">.” </w:t>
+      </w:r>
+    </w:p>
+    <w:p>
+      <w:pPr>
+        <w:rPr>
+          <w:rFonts w:cstheme="minorHAnsi"/>
+          <w:i/>
+        </w:rPr>
+      </w:pPr>
+      <w:r>
+        <w:rPr>
+          <w:rFonts w:cstheme="minorHAnsi"/>
+          <w:b/>
+        </w:rPr>
+        <w:t>Updates</w:t>
+      </w:r>
+      <w:r>
+        <w:rPr>
+          <w:rFonts w:cstheme="minorHAnsi"/>
+          <w:b/>
+        </w:rPr>
+        <w:t xml:space="preserve"> Requested by EPA</w:t>
+      </w:r>
+      <w:r>
+        <w:rPr>
+          <w:rFonts w:cstheme="minorHAnsi"/>
+          <w:b/>
+        </w:rPr>
+        <w:t xml:space="preserve"> to QAPP</w:t>
+      </w:r>
+      <w:r>
+        <w:rPr>
+          <w:rFonts w:cstheme="minorHAnsi"/>
+          <w:b/>
         </w:rPr>
         <w:t xml:space="preserve"> in December 2022</w:t>
       </w:r>
-    </w:p>
-    <w:p>
-      <w:pPr>
-        <w:pStyle w:val="Default"/>
-      </w:pPr>
-    </w:p>
-    <w:p>
-      <w:pPr>
-        <w:pStyle w:val="Default"/>
-      </w:pPr>
-      <w:r>
+      <w:r>
+        <w:rPr>
+          <w:rFonts w:cstheme="minorHAnsi"/>
+          <w:b/>
+        </w:rPr>
         <w:t xml:space="preserve"> </w:t>
+      </w:r>
+      <w:r>
+        <w:rPr>
+          <w:rFonts w:cstheme="minorHAnsi"/>
+          <w:i/>
+        </w:rPr>
+        <w:t>(responses in italics)</w:t>
       </w:r>
     </w:p>
     <w:p>
@@ -424,14 +588,7 @@
           <w:sz w:val="23"/>
           <w:szCs w:val="23"/>
         </w:rPr>
-        <w:t>EPA Region 10 project manager and quality assurance m</w:t>
-      </w:r>
-      <w:r>
-        <w:rPr>
-          <w:sz w:val="23"/>
-          <w:szCs w:val="23"/>
-        </w:rPr>
-        <w:t>anager signature lines missing</w:t>
+        <w:t>EPA Region 10 project manager and quality assurance manager signature lines missing</w:t>
       </w:r>
     </w:p>
     <w:p>
@@ -535,15 +692,7 @@
           <w:i/>
           <w:lang w:val="en"/>
         </w:rPr>
-        <w:t>a</w:t>
-      </w:r>
-      <w:r>
-        <w:rPr>
-          <w:rStyle w:val="hgkelc"/>
-          <w:i/>
-          <w:lang w:val="en"/>
-        </w:rPr>
-        <w:t>ctio</w:t>
+        <w:t>actio</w:t>
       </w:r>
       <w:r>
         <w:rPr>
@@ -679,7 +828,6 @@
           <w:sz w:val="23"/>
           <w:szCs w:val="23"/>
         </w:rPr>
-        <w:lastRenderedPageBreak/>
         <w:t>Since inception in 2000, t</w:t>
       </w:r>
       <w:r>
@@ -718,7 +866,25 @@
           <w:sz w:val="23"/>
           <w:szCs w:val="23"/>
         </w:rPr>
-        <w:t>1.) Prior to a period of higher potential for impact from human activities (boating activity, impervious surface runoff, etc) in early summer; and</w:t>
+        <w:t xml:space="preserve">1.) Prior to a period of higher potential for impact from human activities (boating activity, impervious surface runoff, </w:t>
+      </w:r>
+      <w:proofErr w:type="spellStart"/>
+      <w:r>
+        <w:rPr>
+          <w:i/>
+          <w:sz w:val="23"/>
+          <w:szCs w:val="23"/>
+        </w:rPr>
+        <w:t>etc</w:t>
+      </w:r>
+      <w:proofErr w:type="spellEnd"/>
+      <w:r>
+        <w:rPr>
+          <w:i/>
+          <w:sz w:val="23"/>
+          <w:szCs w:val="23"/>
+        </w:rPr>
+        <w:t>) in early summer; and</w:t>
       </w:r>
     </w:p>
     <w:p>
@@ -740,7 +906,23 @@
           <w:sz w:val="23"/>
           <w:szCs w:val="23"/>
         </w:rPr>
-        <w:t>2.) At the peak of human activity on/near the watershed in mid-summer</w:t>
+        <w:t>2.) At the peak of huma</w:t>
+      </w:r>
+      <w:r>
+        <w:rPr>
+          <w:i/>
+          <w:sz w:val="23"/>
+          <w:szCs w:val="23"/>
+        </w:rPr>
+        <w:t>n activity on/near the river</w:t>
+      </w:r>
+      <w:r>
+        <w:rPr>
+          <w:i/>
+          <w:sz w:val="23"/>
+          <w:szCs w:val="23"/>
+        </w:rPr>
+        <w:t xml:space="preserve"> in mid-summer</w:t>
       </w:r>
     </w:p>
     <w:p>
@@ -860,7 +1042,8 @@
           <w:szCs w:val="23"/>
         </w:rPr>
       </w:pPr>
-      <w:commentRangeStart w:id="0"/>
+      <w:commentRangeStart w:id="1"/>
+      <w:commentRangeStart w:id="2"/>
       <w:r>
         <w:rPr>
           <w:sz w:val="23"/>
@@ -895,14 +1078,23 @@
         </w:rPr>
         <w:t>Check table 4</w:t>
       </w:r>
-      <w:commentRangeEnd w:id="0"/>
+      <w:commentRangeEnd w:id="1"/>
       <w:r>
         <w:rPr>
           <w:rStyle w:val="CommentReference"/>
           <w:rFonts w:asciiTheme="minorHAnsi" w:hAnsiTheme="minorHAnsi" w:cstheme="minorBidi"/>
           <w:color w:val="auto"/>
         </w:rPr>
-        <w:commentReference w:id="0"/>
+        <w:commentReference w:id="1"/>
+      </w:r>
+      <w:commentRangeEnd w:id="2"/>
+      <w:r>
+        <w:rPr>
+          <w:rStyle w:val="CommentReference"/>
+          <w:rFonts w:asciiTheme="minorHAnsi" w:hAnsiTheme="minorHAnsi" w:cstheme="minorBidi"/>
+          <w:color w:val="auto"/>
+        </w:rPr>
+        <w:commentReference w:id="2"/>
       </w:r>
     </w:p>
     <w:p>
@@ -949,7 +1141,7 @@
           <w:sz w:val="23"/>
           <w:szCs w:val="23"/>
         </w:rPr>
-        <w:t>Look at ADEC example??</w:t>
+        <w:t>We have added a table (Table 8) of qualifier descriptions used in this project, as provided by SGS North America.</w:t>
       </w:r>
     </w:p>
     <w:p>
@@ -998,6 +1190,7 @@
           <w:rFonts w:eastAsia="Times New Roman" w:cstheme="minorHAnsi"/>
           <w:b/>
         </w:rPr>
+        <w:lastRenderedPageBreak/>
         <w:t>KWF Technical Updates Currently in Progress</w:t>
       </w:r>
       <w:r>
@@ -1241,7 +1434,49 @@
         <w:rPr>
           <w:rFonts w:eastAsia="Times New Roman" w:cstheme="minorHAnsi"/>
         </w:rPr>
-        <w:t>Update software descriptions of Hydrolab / Minisonde calibration from Hyperterminal to Hydras</w:t>
+        <w:t xml:space="preserve">Update software descriptions of </w:t>
+      </w:r>
+      <w:proofErr w:type="spellStart"/>
+      <w:r>
+        <w:rPr>
+          <w:rFonts w:eastAsia="Times New Roman" w:cstheme="minorHAnsi"/>
+        </w:rPr>
+        <w:t>Hydrolab</w:t>
+      </w:r>
+      <w:proofErr w:type="spellEnd"/>
+      <w:r>
+        <w:rPr>
+          <w:rFonts w:eastAsia="Times New Roman" w:cstheme="minorHAnsi"/>
+        </w:rPr>
+        <w:t xml:space="preserve"> / </w:t>
+      </w:r>
+      <w:proofErr w:type="spellStart"/>
+      <w:r>
+        <w:rPr>
+          <w:rFonts w:eastAsia="Times New Roman" w:cstheme="minorHAnsi"/>
+        </w:rPr>
+        <w:t>Minisonde</w:t>
+      </w:r>
+      <w:proofErr w:type="spellEnd"/>
+      <w:r>
+        <w:rPr>
+          <w:rFonts w:eastAsia="Times New Roman" w:cstheme="minorHAnsi"/>
+        </w:rPr>
+        <w:t xml:space="preserve"> calibration from </w:t>
+      </w:r>
+      <w:proofErr w:type="spellStart"/>
+      <w:r>
+        <w:rPr>
+          <w:rFonts w:eastAsia="Times New Roman" w:cstheme="minorHAnsi"/>
+        </w:rPr>
+        <w:t>Hyperterminal</w:t>
+      </w:r>
+      <w:proofErr w:type="spellEnd"/>
+      <w:r>
+        <w:rPr>
+          <w:rFonts w:eastAsia="Times New Roman" w:cstheme="minorHAnsi"/>
+        </w:rPr>
+        <w:t xml:space="preserve"> to Hydras</w:t>
       </w:r>
     </w:p>
     <w:p>
@@ -1374,7 +1609,7 @@
 
 <file path=word/comments.xml><?xml version="1.0" encoding="utf-8"?>
 <w:comments xmlns:wpc="http://schemas.microsoft.com/office/word/2010/wordprocessingCanvas" xmlns:cx="http://schemas.microsoft.com/office/drawing/2014/chartex" xmlns:cx1="http://schemas.microsoft.com/office/drawing/2015/9/8/chartex" xmlns:mc="http://schemas.openxmlformats.org/markup-compatibility/2006" xmlns:o="urn:schemas-microsoft-com:office:office" xmlns:r="http://schemas.openxmlformats.org/officeDocument/2006/relationships" xmlns:m="http://schemas.openxmlformats.org/officeDocument/2006/math" xmlns:v="urn:schemas-microsoft-com:vml" xmlns:wp14="http://schemas.microsoft.com/office/word/2010/wordprocessingDrawing" xmlns:wp="http://schemas.openxmlformats.org/drawingml/2006/wordprocessingDrawing" xmlns:w10="urn:schemas-microsoft-com:office:word" xmlns:w="http://schemas.openxmlformats.org/wordprocessingml/2006/main" xmlns:w14="http://schemas.microsoft.com/office/word/2010/wordml" xmlns:w15="http://schemas.microsoft.com/office/word/2012/wordml" xmlns:w16se="http://schemas.microsoft.com/office/word/2015/wordml/symex" xmlns:wpg="http://schemas.microsoft.com/office/word/2010/wordprocessingGroup" xmlns:wpi="http://schemas.microsoft.com/office/word/2010/wordprocessingInk" xmlns:wne="http://schemas.microsoft.com/office/word/2006/wordml" xmlns:wps="http://schemas.microsoft.com/office/word/2010/wordprocessingShape" mc:Ignorable="w14 w15 w16se wp14">
-  <w:comment w:id="0" w:author="Benjamin Meyer" w:date="2023-01-05T17:15:00Z" w:initials="BM">
+  <w:comment w:id="1" w:author="Benjamin Meyer" w:date="2023-01-05T17:15:00Z" w:initials="BM">
     <w:p>
       <w:pPr>
         <w:pStyle w:val="CommentText"/>
@@ -1386,12 +1621,23 @@
         <w:annotationRef/>
       </w:r>
       <w:r>
-        <w:t>Working here 1/</w:t>
-      </w:r>
-      <w:bookmarkStart w:id="1" w:name="_GoBack"/>
-      <w:bookmarkEnd w:id="1"/>
-      <w:r>
-        <w:t>5/2023</w:t>
+        <w:t>Working here 1/5/2023</w:t>
+      </w:r>
+    </w:p>
+  </w:comment>
+  <w:comment w:id="2" w:author="Benjamin Meyer" w:date="2023-01-06T10:17:00Z" w:initials="BM">
+    <w:p>
+      <w:pPr>
+        <w:pStyle w:val="CommentText"/>
+      </w:pPr>
+      <w:r>
+        <w:rPr>
+          <w:rStyle w:val="CommentReference"/>
+        </w:rPr>
+        <w:annotationRef/>
+      </w:r>
+      <w:r>
+        <w:t>Get from SGS certificates or SGS QAP</w:t>
       </w:r>
     </w:p>
   </w:comment>
@@ -1401,6 +1647,7 @@
 <file path=word/commentsExtended.xml><?xml version="1.0" encoding="utf-8"?>
 <w15:commentsEx xmlns:wpc="http://schemas.microsoft.com/office/word/2010/wordprocessingCanvas" xmlns:cx="http://schemas.microsoft.com/office/drawing/2014/chartex" xmlns:cx1="http://schemas.microsoft.com/office/drawing/2015/9/8/chartex" xmlns:mc="http://schemas.openxmlformats.org/markup-compatibility/2006" xmlns:o="urn:schemas-microsoft-com:office:office" xmlns:r="http://schemas.openxmlformats.org/officeDocument/2006/relationships" xmlns:m="http://schemas.openxmlformats.org/officeDocument/2006/math" xmlns:v="urn:schemas-microsoft-com:vml" xmlns:wp14="http://schemas.microsoft.com/office/word/2010/wordprocessingDrawing" xmlns:wp="http://schemas.openxmlformats.org/drawingml/2006/wordprocessingDrawing" xmlns:w10="urn:schemas-microsoft-com:office:word" xmlns:w="http://schemas.openxmlformats.org/wordprocessingml/2006/main" xmlns:w14="http://schemas.microsoft.com/office/word/2010/wordml" xmlns:w15="http://schemas.microsoft.com/office/word/2012/wordml" xmlns:w16se="http://schemas.microsoft.com/office/word/2015/wordml/symex" xmlns:wpg="http://schemas.microsoft.com/office/word/2010/wordprocessingGroup" xmlns:wpi="http://schemas.microsoft.com/office/word/2010/wordprocessingInk" xmlns:wne="http://schemas.microsoft.com/office/word/2006/wordml" xmlns:wps="http://schemas.microsoft.com/office/word/2010/wordprocessingShape" mc:Ignorable="w14 w15 w16se wp14">
   <w15:commentEx w15:paraId="71F94DEF" w15:done="0"/>
+  <w15:commentEx w15:paraId="73E3559A" w15:paraIdParent="71F94DEF" w15:done="0"/>
 </w15:commentsEx>
 </file>
 
@@ -3655,7 +3902,7 @@
 </file>
 
 <file path=customXml/itemProps1.xml><?xml version="1.0" encoding="utf-8"?>
-<ds:datastoreItem xmlns:ds="http://schemas.openxmlformats.org/officeDocument/2006/customXml" ds:itemID="{B4BCE2FD-2669-45C2-BC77-F20FECFA8F0E}">
+<ds:datastoreItem xmlns:ds="http://schemas.openxmlformats.org/officeDocument/2006/customXml" ds:itemID="{058832EB-C785-4627-A7A6-72271454E6D2}">
   <ds:schemaRefs>
     <ds:schemaRef ds:uri="http://schemas.openxmlformats.org/officeDocument/2006/bibliography"/>
   </ds:schemaRefs>

--- a/other/documents/QAPP/memos/Memo to EPA January 2023, Kenai Watershed Forum QAPP.docx
+++ b/other/documents/QAPP/memos/Memo to EPA January 2023, Kenai Watershed Forum QAPP.docx
@@ -15,7 +15,14 @@
           <w:rFonts w:ascii="Calibri" w:eastAsia="Times New Roman" w:hAnsi="Calibri" w:cs="Calibri"/>
           <w:color w:val="000000"/>
         </w:rPr>
-        <w:t>January 6, 2023</w:t>
+        <w:t>January 16</w:t>
+      </w:r>
+      <w:r>
+        <w:rPr>
+          <w:rFonts w:ascii="Calibri" w:eastAsia="Times New Roman" w:hAnsi="Calibri" w:cs="Calibri"/>
+          <w:color w:val="000000"/>
+        </w:rPr>
+        <w:t>, 2023</w:t>
       </w:r>
     </w:p>
     <w:p>
@@ -138,7 +145,21 @@
           <w:rFonts w:ascii="Calibri" w:eastAsia="Times New Roman" w:hAnsi="Calibri" w:cs="Calibri"/>
           <w:color w:val="000000"/>
         </w:rPr>
-        <w:t>, which are largely in the nature of updating document format, as well as personnel contracts. We will provide this document to all parties concerned when available (EPA, Alaska Dept. of Environmental Conservation, tribal partners, and technical advisory group). It is not anticipated to contain revisions of major substance beyond what is provided in this attached draft today.</w:t>
+        <w:t>, which are largely in the nature of updating document format</w:t>
+      </w:r>
+      <w:r>
+        <w:rPr>
+          <w:rFonts w:ascii="Calibri" w:eastAsia="Times New Roman" w:hAnsi="Calibri" w:cs="Calibri"/>
+          <w:color w:val="000000"/>
+        </w:rPr>
+        <w:t>ting</w:t>
+      </w:r>
+      <w:r>
+        <w:rPr>
+          <w:rFonts w:ascii="Calibri" w:eastAsia="Times New Roman" w:hAnsi="Calibri" w:cs="Calibri"/>
+          <w:color w:val="000000"/>
+        </w:rPr>
+        <w:t>, as well as personnel contracts. We will provide this document to all parties concerned when available (EPA, Alaska Dept. of Environmental Conservation, tribal partners, and technical advisory group). It is not anticipated to contain revisions of major substance beyond what is provided in this attached draft today.</w:t>
       </w:r>
     </w:p>
     <w:p>
@@ -339,23 +360,7 @@
           <w:rFonts w:ascii="Calibri" w:eastAsia="Times New Roman" w:hAnsi="Calibri" w:cs="Calibri"/>
           <w:color w:val="000000"/>
         </w:rPr>
-        <w:t xml:space="preserve"> Jordan, </w:t>
-      </w:r>
-      <w:proofErr w:type="spellStart"/>
-      <w:r>
-        <w:rPr>
-          <w:rFonts w:ascii="Calibri" w:eastAsia="Times New Roman" w:hAnsi="Calibri" w:cs="Calibri"/>
-          <w:color w:val="000000"/>
-        </w:rPr>
-        <w:t>Kenaitze</w:t>
-      </w:r>
-      <w:proofErr w:type="spellEnd"/>
-      <w:r>
-        <w:rPr>
-          <w:rFonts w:ascii="Calibri" w:eastAsia="Times New Roman" w:hAnsi="Calibri" w:cs="Calibri"/>
-          <w:color w:val="000000"/>
-        </w:rPr>
-        <w:t xml:space="preserve"> Indian Tribe</w:t>
+        <w:t xml:space="preserve"> Jordan, Kenaitze Indian Tribe</w:t>
       </w:r>
       <w:r>
         <w:rPr>
@@ -370,23 +375,7 @@
           <w:rFonts w:ascii="Calibri" w:eastAsia="Times New Roman" w:hAnsi="Calibri" w:cs="Calibri"/>
           <w:color w:val="000000"/>
         </w:rPr>
-        <w:t xml:space="preserve">Yvonne Weber, </w:t>
-      </w:r>
-      <w:proofErr w:type="spellStart"/>
-      <w:r>
-        <w:rPr>
-          <w:rFonts w:ascii="Calibri" w:eastAsia="Times New Roman" w:hAnsi="Calibri" w:cs="Calibri"/>
-          <w:color w:val="000000"/>
-        </w:rPr>
-        <w:t>Salamatof</w:t>
-      </w:r>
-      <w:proofErr w:type="spellEnd"/>
-      <w:r>
-        <w:rPr>
-          <w:rFonts w:ascii="Calibri" w:eastAsia="Times New Roman" w:hAnsi="Calibri" w:cs="Calibri"/>
-          <w:color w:val="000000"/>
-        </w:rPr>
-        <w:t xml:space="preserve"> Native Association</w:t>
+        <w:t>Yvonne Weber, Salamatof Native Association</w:t>
       </w:r>
     </w:p>
     <w:p>
@@ -451,8 +440,6 @@
           <w:u w:val="single"/>
         </w:rPr>
       </w:pPr>
-      <w:bookmarkStart w:id="0" w:name="_GoBack"/>
-      <w:bookmarkEnd w:id="0"/>
     </w:p>
     <w:p>
       <w:pPr>
@@ -520,6 +507,8 @@
         </w:rPr>
         <w:t xml:space="preserve">.” </w:t>
       </w:r>
+      <w:bookmarkStart w:id="0" w:name="_GoBack"/>
+      <w:bookmarkEnd w:id="0"/>
     </w:p>
     <w:p>
       <w:pPr>
@@ -866,25 +855,7 @@
           <w:sz w:val="23"/>
           <w:szCs w:val="23"/>
         </w:rPr>
-        <w:t xml:space="preserve">1.) Prior to a period of higher potential for impact from human activities (boating activity, impervious surface runoff, </w:t>
-      </w:r>
-      <w:proofErr w:type="spellStart"/>
-      <w:r>
-        <w:rPr>
-          <w:i/>
-          <w:sz w:val="23"/>
-          <w:szCs w:val="23"/>
-        </w:rPr>
-        <w:t>etc</w:t>
-      </w:r>
-      <w:proofErr w:type="spellEnd"/>
-      <w:r>
-        <w:rPr>
-          <w:i/>
-          <w:sz w:val="23"/>
-          <w:szCs w:val="23"/>
-        </w:rPr>
-        <w:t>) in early summer; and</w:t>
+        <w:t>1.) Prior to a period of higher potential for impact from human activities (boating activity, impervious surface runoff, etc) in early summer; and</w:t>
       </w:r>
     </w:p>
     <w:p>
@@ -979,15 +950,31 @@
           <w:sz w:val="23"/>
           <w:szCs w:val="23"/>
         </w:rPr>
-        <w:t>revious version contained a typo</w:t>
-      </w:r>
-      <w:r>
-        <w:rPr>
-          <w:i/>
-          <w:sz w:val="23"/>
-          <w:szCs w:val="23"/>
-        </w:rPr>
-        <w:t xml:space="preserve"> which instead lusted the number as 25.</w:t>
+        <w:t>revious version contained</w:t>
+      </w:r>
+      <w:r>
+        <w:rPr>
+          <w:i/>
+          <w:sz w:val="23"/>
+          <w:szCs w:val="23"/>
+        </w:rPr>
+        <w:t xml:space="preserve"> typo</w:t>
+      </w:r>
+      <w:r>
+        <w:rPr>
+          <w:i/>
+          <w:sz w:val="23"/>
+          <w:szCs w:val="23"/>
+        </w:rPr>
+        <w:t>s which instead li</w:t>
+      </w:r>
+      <w:r>
+        <w:rPr>
+          <w:i/>
+          <w:sz w:val="23"/>
+          <w:szCs w:val="23"/>
+        </w:rPr>
+        <w:t>sted the number as 25.</w:t>
       </w:r>
     </w:p>
     <w:p>
@@ -1018,16 +1005,18 @@
           <w:numId w:val="9"/>
         </w:numPr>
         <w:rPr>
-          <w:sz w:val="23"/>
-          <w:szCs w:val="23"/>
-        </w:rPr>
-      </w:pPr>
-      <w:r>
-        <w:rPr>
-          <w:sz w:val="23"/>
-          <w:szCs w:val="23"/>
-        </w:rPr>
-        <w:t>Check in SGS Engage or email Justin</w:t>
+          <w:i/>
+          <w:sz w:val="23"/>
+          <w:szCs w:val="23"/>
+        </w:rPr>
+      </w:pPr>
+      <w:r>
+        <w:rPr>
+          <w:i/>
+          <w:sz w:val="23"/>
+          <w:szCs w:val="23"/>
+        </w:rPr>
+        <w:t>Lab certificates for SGS (Anchorage, AK) and their subcontractor ALS (Kelso, WA) are available for download. The documents consist of ~30 pages total so are not included within the QAPP itself, but are referenced and available for anyone to download.</w:t>
       </w:r>
     </w:p>
     <w:p>
@@ -1042,8 +1031,6 @@
           <w:szCs w:val="23"/>
         </w:rPr>
       </w:pPr>
-      <w:commentRangeStart w:id="1"/>
-      <w:commentRangeStart w:id="2"/>
       <w:r>
         <w:rPr>
           <w:sz w:val="23"/>
@@ -1067,34 +1054,82 @@
           <w:numId w:val="9"/>
         </w:numPr>
         <w:rPr>
-          <w:sz w:val="23"/>
-          <w:szCs w:val="23"/>
-        </w:rPr>
-      </w:pPr>
-      <w:r>
-        <w:rPr>
-          <w:sz w:val="23"/>
-          <w:szCs w:val="23"/>
-        </w:rPr>
-        <w:t>Check table 4</w:t>
-      </w:r>
-      <w:commentRangeEnd w:id="1"/>
-      <w:r>
-        <w:rPr>
-          <w:rStyle w:val="CommentReference"/>
-          <w:rFonts w:asciiTheme="minorHAnsi" w:hAnsiTheme="minorHAnsi" w:cstheme="minorBidi"/>
-          <w:color w:val="auto"/>
-        </w:rPr>
-        <w:commentReference w:id="1"/>
-      </w:r>
-      <w:commentRangeEnd w:id="2"/>
-      <w:r>
-        <w:rPr>
-          <w:rStyle w:val="CommentReference"/>
-          <w:rFonts w:asciiTheme="minorHAnsi" w:hAnsiTheme="minorHAnsi" w:cstheme="minorBidi"/>
-          <w:color w:val="auto"/>
-        </w:rPr>
-        <w:commentReference w:id="2"/>
+          <w:b/>
+          <w:sz w:val="23"/>
+          <w:szCs w:val="23"/>
+        </w:rPr>
+      </w:pPr>
+      <w:r>
+        <w:rPr>
+          <w:b/>
+          <w:sz w:val="23"/>
+          <w:szCs w:val="23"/>
+        </w:rPr>
+        <w:t xml:space="preserve">We request additional detail on </w:t>
+      </w:r>
+      <w:r>
+        <w:rPr>
+          <w:b/>
+          <w:sz w:val="23"/>
+          <w:szCs w:val="23"/>
+        </w:rPr>
+        <w:t xml:space="preserve">what this request entails. It not yet </w:t>
+      </w:r>
+      <w:r>
+        <w:rPr>
+          <w:b/>
+          <w:sz w:val="23"/>
+          <w:szCs w:val="23"/>
+        </w:rPr>
+        <w:t xml:space="preserve">clear what </w:t>
+      </w:r>
+      <w:r>
+        <w:rPr>
+          <w:b/>
+          <w:sz w:val="23"/>
+          <w:szCs w:val="23"/>
+        </w:rPr>
+        <w:t>specific</w:t>
+      </w:r>
+      <w:r>
+        <w:rPr>
+          <w:b/>
+          <w:sz w:val="23"/>
+          <w:szCs w:val="23"/>
+        </w:rPr>
+        <w:t xml:space="preserve"> revision or re-check is being recommended</w:t>
+      </w:r>
+      <w:r>
+        <w:rPr>
+          <w:b/>
+          <w:sz w:val="23"/>
+          <w:szCs w:val="23"/>
+        </w:rPr>
+        <w:t xml:space="preserve"> for these parameters</w:t>
+      </w:r>
+      <w:r>
+        <w:rPr>
+          <w:b/>
+          <w:sz w:val="23"/>
+          <w:szCs w:val="23"/>
+        </w:rPr>
+        <w:t>.</w:t>
+      </w:r>
+      <w:r>
+        <w:rPr>
+          <w:b/>
+          <w:sz w:val="23"/>
+          <w:szCs w:val="23"/>
+        </w:rPr>
+        <w:t xml:space="preserve"> We appreciate any additional infor</w:t>
+      </w:r>
+      <w:r>
+        <w:rPr>
+          <w:b/>
+          <w:sz w:val="23"/>
+          <w:szCs w:val="23"/>
+        </w:rPr>
+        <w:t>mation or examples.</w:t>
       </w:r>
     </w:p>
     <w:p>
@@ -1132,12 +1167,14 @@
           <w:numId w:val="9"/>
         </w:numPr>
         <w:rPr>
-          <w:sz w:val="23"/>
-          <w:szCs w:val="23"/>
-        </w:rPr>
-      </w:pPr>
-      <w:r>
-        <w:rPr>
+          <w:i/>
+          <w:sz w:val="23"/>
+          <w:szCs w:val="23"/>
+        </w:rPr>
+      </w:pPr>
+      <w:r>
+        <w:rPr>
+          <w:i/>
           <w:sz w:val="23"/>
           <w:szCs w:val="23"/>
         </w:rPr>
@@ -1160,444 +1197,9 @@
         </w:rPr>
       </w:pPr>
     </w:p>
-    <w:p>
-      <w:pPr>
-        <w:spacing w:before="100" w:beforeAutospacing="1" w:after="100" w:afterAutospacing="1" w:line="240" w:lineRule="auto"/>
-        <w:rPr>
-          <w:rFonts w:eastAsia="Times New Roman" w:cstheme="minorHAnsi"/>
-        </w:rPr>
-      </w:pPr>
-    </w:p>
-    <w:p>
-      <w:pPr>
-        <w:spacing w:before="100" w:beforeAutospacing="1" w:after="100" w:afterAutospacing="1" w:line="240" w:lineRule="auto"/>
-        <w:rPr>
-          <w:rFonts w:eastAsia="Times New Roman" w:cstheme="minorHAnsi"/>
-        </w:rPr>
-      </w:pPr>
-    </w:p>
-    <w:p>
-      <w:pPr>
-        <w:spacing w:before="100" w:beforeAutospacing="1" w:after="100" w:afterAutospacing="1" w:line="240" w:lineRule="auto"/>
-        <w:ind w:left="360" w:hanging="360"/>
-        <w:rPr>
-          <w:rFonts w:eastAsia="Times New Roman" w:cstheme="minorHAnsi"/>
-          <w:i/>
-        </w:rPr>
-      </w:pPr>
-      <w:r>
-        <w:rPr>
-          <w:rFonts w:eastAsia="Times New Roman" w:cstheme="minorHAnsi"/>
-          <w:b/>
-        </w:rPr>
-        <w:lastRenderedPageBreak/>
-        <w:t>KWF Technical Updates Currently in Progress</w:t>
-      </w:r>
-      <w:r>
-        <w:rPr>
-          <w:rFonts w:eastAsia="Times New Roman" w:cstheme="minorHAnsi"/>
-        </w:rPr>
-        <w:br/>
-        <w:t>*</w:t>
-      </w:r>
-      <w:r>
-        <w:rPr>
-          <w:rFonts w:eastAsia="Times New Roman" w:cstheme="minorHAnsi"/>
-          <w:i/>
-        </w:rPr>
-        <w:t>Note that some technical updates are</w:t>
-      </w:r>
-      <w:r>
-        <w:rPr>
-          <w:rFonts w:eastAsia="Times New Roman" w:cstheme="minorHAnsi"/>
-          <w:i/>
-        </w:rPr>
-        <w:t xml:space="preserve"> currently</w:t>
-      </w:r>
-      <w:r>
-        <w:rPr>
-          <w:rFonts w:eastAsia="Times New Roman" w:cstheme="minorHAnsi"/>
-          <w:i/>
-        </w:rPr>
-        <w:t xml:space="preserve"> reflected in the draft QAPP, while others are still in the editing process. The most current draft QAPP document may be </w:t>
-      </w:r>
-      <w:r>
-        <w:rPr>
-          <w:rFonts w:eastAsia="Times New Roman" w:cstheme="minorHAnsi"/>
-          <w:i/>
-        </w:rPr>
-        <w:t xml:space="preserve">accessed with the “download” button at </w:t>
-      </w:r>
-      <w:hyperlink r:id="rId13" w:history="1">
-        <w:r>
-          <w:rPr>
-            <w:rStyle w:val="Hyperlink"/>
-            <w:rFonts w:eastAsia="Times New Roman" w:cstheme="minorHAnsi"/>
-            <w:i/>
-          </w:rPr>
-          <w:t>https://bit.ly/draft_qapp_2022</w:t>
-        </w:r>
-      </w:hyperlink>
-      <w:r>
-        <w:rPr>
-          <w:rFonts w:eastAsia="Times New Roman" w:cstheme="minorHAnsi"/>
-          <w:i/>
-        </w:rPr>
-        <w:t>.</w:t>
-      </w:r>
-      <w:r>
-        <w:rPr>
-          <w:rFonts w:eastAsia="Times New Roman" w:cstheme="minorHAnsi"/>
-          <w:i/>
-        </w:rPr>
-        <w:t xml:space="preserve"> </w:t>
-      </w:r>
-    </w:p>
-    <w:p>
-      <w:pPr>
-        <w:pStyle w:val="ListParagraph"/>
-        <w:numPr>
-          <w:ilvl w:val="0"/>
-          <w:numId w:val="8"/>
-        </w:numPr>
-        <w:spacing w:before="100" w:beforeAutospacing="1" w:after="100" w:afterAutospacing="1" w:line="240" w:lineRule="auto"/>
-        <w:rPr>
-          <w:rFonts w:eastAsia="Times New Roman" w:cstheme="minorHAnsi"/>
-        </w:rPr>
-      </w:pPr>
-      <w:r>
-        <w:rPr>
-          <w:rFonts w:eastAsia="Times New Roman" w:cstheme="minorHAnsi"/>
-        </w:rPr>
-        <w:t>Modify field collection SOP to reflect that sample filtration for dissolved metals sample will be performed in the laboratory rather than in the field by sampling crews</w:t>
-      </w:r>
-    </w:p>
-    <w:p>
-      <w:pPr>
-        <w:pStyle w:val="ListParagraph"/>
-        <w:numPr>
-          <w:ilvl w:val="0"/>
-          <w:numId w:val="8"/>
-        </w:numPr>
-        <w:spacing w:before="100" w:beforeAutospacing="1" w:after="100" w:afterAutospacing="1" w:line="240" w:lineRule="auto"/>
-        <w:rPr>
-          <w:rFonts w:eastAsia="Times New Roman" w:cstheme="minorHAnsi"/>
-        </w:rPr>
-      </w:pPr>
-      <w:r>
-        <w:rPr>
-          <w:rFonts w:eastAsia="Times New Roman" w:cstheme="minorHAnsi"/>
-        </w:rPr>
-        <w:t>Update fieldwork SOP to most current version (July 2022)</w:t>
-      </w:r>
-    </w:p>
-    <w:p>
-      <w:pPr>
-        <w:pStyle w:val="ListParagraph"/>
-        <w:numPr>
-          <w:ilvl w:val="0"/>
-          <w:numId w:val="4"/>
-        </w:numPr>
-        <w:spacing w:before="100" w:beforeAutospacing="1" w:after="100" w:afterAutospacing="1" w:line="240" w:lineRule="auto"/>
-        <w:rPr>
-          <w:rFonts w:eastAsia="Times New Roman" w:cstheme="minorHAnsi"/>
-        </w:rPr>
-      </w:pPr>
-      <w:r>
-        <w:rPr>
-          <w:rFonts w:eastAsia="Times New Roman" w:cstheme="minorHAnsi"/>
-        </w:rPr>
-        <w:t>Transition data management SOP to use the Ambient Water Quality Management System (AQWMS)</w:t>
-      </w:r>
-      <w:r>
-        <w:rPr>
-          <w:rFonts w:eastAsia="Times New Roman" w:cstheme="minorHAnsi"/>
-        </w:rPr>
-        <w:t xml:space="preserve"> (</w:t>
-      </w:r>
-      <w:hyperlink r:id="rId14" w:history="1">
-        <w:r>
-          <w:rPr>
-            <w:rStyle w:val="Hyperlink"/>
-            <w:rFonts w:eastAsia="Times New Roman" w:cstheme="minorHAnsi"/>
-          </w:rPr>
-          <w:t>https://www.awqms.com/</w:t>
-        </w:r>
-      </w:hyperlink>
-      <w:r>
-        <w:rPr>
-          <w:rFonts w:eastAsia="Times New Roman" w:cstheme="minorHAnsi"/>
-        </w:rPr>
-        <w:t>)</w:t>
-      </w:r>
-    </w:p>
-    <w:p>
-      <w:pPr>
-        <w:pStyle w:val="ListParagraph"/>
-        <w:numPr>
-          <w:ilvl w:val="0"/>
-          <w:numId w:val="4"/>
-        </w:numPr>
-        <w:spacing w:before="100" w:beforeAutospacing="1" w:after="100" w:afterAutospacing="1" w:line="240" w:lineRule="auto"/>
-        <w:rPr>
-          <w:rFonts w:eastAsia="Times New Roman" w:cstheme="minorHAnsi"/>
-        </w:rPr>
-      </w:pPr>
-      <w:r>
-        <w:rPr>
-          <w:rFonts w:eastAsia="Times New Roman" w:cstheme="minorHAnsi"/>
-        </w:rPr>
-        <w:t>Remove language specific to a previously concluded project</w:t>
-      </w:r>
-      <w:r>
-        <w:rPr>
-          <w:rFonts w:eastAsia="Times New Roman" w:cstheme="minorHAnsi"/>
-        </w:rPr>
-        <w:t xml:space="preserve"> (2019-2020) that focused on collecting</w:t>
-      </w:r>
-      <w:r>
-        <w:rPr>
-          <w:rFonts w:eastAsia="Times New Roman" w:cstheme="minorHAnsi"/>
-        </w:rPr>
-        <w:t xml:space="preserve"> copper and zinc data specifically</w:t>
-      </w:r>
-    </w:p>
-    <w:p>
-      <w:pPr>
-        <w:pStyle w:val="ListParagraph"/>
-        <w:numPr>
-          <w:ilvl w:val="0"/>
-          <w:numId w:val="4"/>
-        </w:numPr>
-        <w:spacing w:before="100" w:beforeAutospacing="1" w:after="100" w:afterAutospacing="1" w:line="240" w:lineRule="auto"/>
-        <w:rPr>
-          <w:rFonts w:eastAsia="Times New Roman" w:cstheme="minorHAnsi"/>
-        </w:rPr>
-      </w:pPr>
-      <w:r>
-        <w:rPr>
-          <w:rFonts w:eastAsia="Times New Roman" w:cstheme="minorHAnsi"/>
-        </w:rPr>
-        <w:t>Outline in greater d</w:t>
-      </w:r>
-      <w:r>
-        <w:rPr>
-          <w:rFonts w:eastAsia="Times New Roman" w:cstheme="minorHAnsi"/>
-        </w:rPr>
-        <w:t>etail steps of action if</w:t>
-      </w:r>
-      <w:r>
-        <w:rPr>
-          <w:rFonts w:eastAsia="Times New Roman" w:cstheme="minorHAnsi"/>
-        </w:rPr>
-        <w:t xml:space="preserve"> some results do not fully meet QA/QC standards (e.g.</w:t>
-      </w:r>
-      <w:r>
-        <w:rPr>
-          <w:rFonts w:eastAsia="Times New Roman" w:cstheme="minorHAnsi"/>
-        </w:rPr>
-        <w:t xml:space="preserve"> results from duplicate samples &gt; 20% relative percent difference; others)</w:t>
-      </w:r>
-    </w:p>
-    <w:p>
-      <w:pPr>
-        <w:pStyle w:val="ListParagraph"/>
-        <w:numPr>
-          <w:ilvl w:val="0"/>
-          <w:numId w:val="4"/>
-        </w:numPr>
-        <w:spacing w:before="100" w:beforeAutospacing="1" w:after="100" w:afterAutospacing="1" w:line="240" w:lineRule="auto"/>
-        <w:rPr>
-          <w:rFonts w:eastAsia="Times New Roman" w:cstheme="minorHAnsi"/>
-        </w:rPr>
-      </w:pPr>
-      <w:r>
-        <w:rPr>
-          <w:rFonts w:eastAsia="Times New Roman" w:cstheme="minorHAnsi"/>
-        </w:rPr>
-        <w:t>Finalize list of references</w:t>
-      </w:r>
-    </w:p>
-    <w:p>
-      <w:pPr>
-        <w:pStyle w:val="ListParagraph"/>
-        <w:numPr>
-          <w:ilvl w:val="0"/>
-          <w:numId w:val="4"/>
-        </w:numPr>
-        <w:spacing w:before="100" w:beforeAutospacing="1" w:after="100" w:afterAutospacing="1" w:line="240" w:lineRule="auto"/>
-        <w:rPr>
-          <w:rFonts w:eastAsia="Times New Roman" w:cstheme="minorHAnsi"/>
-        </w:rPr>
-      </w:pPr>
-      <w:r>
-        <w:rPr>
-          <w:rFonts w:eastAsia="Times New Roman" w:cstheme="minorHAnsi"/>
-        </w:rPr>
-        <w:t xml:space="preserve">Update software descriptions of </w:t>
-      </w:r>
-      <w:proofErr w:type="spellStart"/>
-      <w:r>
-        <w:rPr>
-          <w:rFonts w:eastAsia="Times New Roman" w:cstheme="minorHAnsi"/>
-        </w:rPr>
-        <w:t>Hydrolab</w:t>
-      </w:r>
-      <w:proofErr w:type="spellEnd"/>
-      <w:r>
-        <w:rPr>
-          <w:rFonts w:eastAsia="Times New Roman" w:cstheme="minorHAnsi"/>
-        </w:rPr>
-        <w:t xml:space="preserve"> / </w:t>
-      </w:r>
-      <w:proofErr w:type="spellStart"/>
-      <w:r>
-        <w:rPr>
-          <w:rFonts w:eastAsia="Times New Roman" w:cstheme="minorHAnsi"/>
-        </w:rPr>
-        <w:t>Minisonde</w:t>
-      </w:r>
-      <w:proofErr w:type="spellEnd"/>
-      <w:r>
-        <w:rPr>
-          <w:rFonts w:eastAsia="Times New Roman" w:cstheme="minorHAnsi"/>
-        </w:rPr>
-        <w:t xml:space="preserve"> calibration from </w:t>
-      </w:r>
-      <w:proofErr w:type="spellStart"/>
-      <w:r>
-        <w:rPr>
-          <w:rFonts w:eastAsia="Times New Roman" w:cstheme="minorHAnsi"/>
-        </w:rPr>
-        <w:t>Hyperterminal</w:t>
-      </w:r>
-      <w:proofErr w:type="spellEnd"/>
-      <w:r>
-        <w:rPr>
-          <w:rFonts w:eastAsia="Times New Roman" w:cstheme="minorHAnsi"/>
-        </w:rPr>
-        <w:t xml:space="preserve"> to Hydras</w:t>
-      </w:r>
-    </w:p>
-    <w:p>
-      <w:pPr>
-        <w:pStyle w:val="ListParagraph"/>
-        <w:numPr>
-          <w:ilvl w:val="0"/>
-          <w:numId w:val="4"/>
-        </w:numPr>
-        <w:spacing w:before="100" w:beforeAutospacing="1" w:after="100" w:afterAutospacing="1" w:line="240" w:lineRule="auto"/>
-        <w:rPr>
-          <w:rFonts w:eastAsia="Times New Roman" w:cstheme="minorHAnsi"/>
-        </w:rPr>
-      </w:pPr>
-      <w:r>
-        <w:rPr>
-          <w:rFonts w:eastAsia="Times New Roman" w:cstheme="minorHAnsi"/>
-        </w:rPr>
-        <w:t>Remove Winkler method for measuring dissolved oxygen</w:t>
-      </w:r>
-    </w:p>
-    <w:p>
-      <w:pPr>
-        <w:pStyle w:val="ListParagraph"/>
-        <w:numPr>
-          <w:ilvl w:val="0"/>
-          <w:numId w:val="4"/>
-        </w:numPr>
-        <w:spacing w:before="100" w:beforeAutospacing="1" w:after="100" w:afterAutospacing="1" w:line="240" w:lineRule="auto"/>
-        <w:rPr>
-          <w:rFonts w:eastAsia="Times New Roman" w:cstheme="minorHAnsi"/>
-        </w:rPr>
-      </w:pPr>
-      <w:r>
-        <w:rPr>
-          <w:rFonts w:eastAsia="Times New Roman" w:cstheme="minorHAnsi"/>
-        </w:rPr>
-        <w:t>Full revision</w:t>
-      </w:r>
-      <w:r>
-        <w:rPr>
-          <w:rFonts w:eastAsia="Times New Roman" w:cstheme="minorHAnsi"/>
-        </w:rPr>
-        <w:t xml:space="preserve"> and expansion</w:t>
-      </w:r>
-      <w:r>
-        <w:rPr>
-          <w:rFonts w:eastAsia="Times New Roman" w:cstheme="minorHAnsi"/>
-        </w:rPr>
-        <w:t xml:space="preserve"> of section A6 for clarification</w:t>
-      </w:r>
-    </w:p>
-    <w:p>
-      <w:pPr>
-        <w:pStyle w:val="ListParagraph"/>
-        <w:numPr>
-          <w:ilvl w:val="0"/>
-          <w:numId w:val="4"/>
-        </w:numPr>
-        <w:spacing w:before="100" w:beforeAutospacing="1" w:after="100" w:afterAutospacing="1" w:line="240" w:lineRule="auto"/>
-        <w:rPr>
-          <w:rFonts w:eastAsia="Times New Roman" w:cstheme="minorHAnsi"/>
-        </w:rPr>
-      </w:pPr>
-      <w:r>
-        <w:rPr>
-          <w:rFonts w:eastAsia="Times New Roman" w:cstheme="minorHAnsi"/>
-        </w:rPr>
-        <w:t>Miscellaneous copyediting and formatting improvements</w:t>
-      </w:r>
-    </w:p>
-    <w:p>
-      <w:pPr>
-        <w:spacing w:before="100" w:beforeAutospacing="1" w:after="100" w:afterAutospacing="1" w:line="240" w:lineRule="auto"/>
-        <w:ind w:left="360"/>
-        <w:rPr>
-          <w:rFonts w:eastAsia="Times New Roman" w:cstheme="minorHAnsi"/>
-        </w:rPr>
-      </w:pPr>
-    </w:p>
-    <w:p>
-      <w:pPr>
-        <w:spacing w:before="100" w:beforeAutospacing="1" w:after="100" w:afterAutospacing="1" w:line="240" w:lineRule="auto"/>
-        <w:rPr>
-          <w:rFonts w:eastAsia="Times New Roman" w:cstheme="minorHAnsi"/>
-        </w:rPr>
-      </w:pPr>
-    </w:p>
-    <w:p>
-      <w:pPr>
-        <w:spacing w:before="100" w:beforeAutospacing="1" w:after="100" w:afterAutospacing="1" w:line="240" w:lineRule="auto"/>
-        <w:rPr>
-          <w:rFonts w:eastAsia="Times New Roman" w:cstheme="minorHAnsi"/>
-        </w:rPr>
-      </w:pPr>
-      <w:r>
-        <w:rPr>
-          <w:rFonts w:eastAsia="Times New Roman" w:cstheme="minorHAnsi"/>
-        </w:rPr>
-        <w:br/>
-      </w:r>
-    </w:p>
-    <w:p>
-      <w:pPr>
-        <w:spacing w:before="100" w:beforeAutospacing="1" w:after="100" w:afterAutospacing="1" w:line="240" w:lineRule="auto"/>
-        <w:rPr>
-          <w:rFonts w:eastAsia="Times New Roman" w:cstheme="minorHAnsi"/>
-        </w:rPr>
-      </w:pPr>
-    </w:p>
-    <w:p>
-      <w:pPr>
-        <w:spacing w:before="100" w:beforeAutospacing="1" w:after="100" w:afterAutospacing="1" w:line="240" w:lineRule="auto"/>
-        <w:rPr>
-          <w:rFonts w:eastAsia="Times New Roman" w:cstheme="minorHAnsi"/>
-        </w:rPr>
-      </w:pPr>
-    </w:p>
     <w:sectPr>
-      <w:headerReference w:type="default" r:id="rId15"/>
-      <w:footerReference w:type="default" r:id="rId16"/>
+      <w:headerReference w:type="default" r:id="rId11"/>
+      <w:footerReference w:type="default" r:id="rId12"/>
       <w:pgSz w:w="12240" w:h="15840"/>
       <w:pgMar w:top="1440" w:right="1440" w:bottom="1440" w:left="1440" w:header="720" w:footer="720" w:gutter="0"/>
       <w:cols w:space="720"/>
@@ -1605,50 +1207,6 @@
     </w:sectPr>
   </w:body>
 </w:document>
-</file>
-
-<file path=word/comments.xml><?xml version="1.0" encoding="utf-8"?>
-<w:comments xmlns:wpc="http://schemas.microsoft.com/office/word/2010/wordprocessingCanvas" xmlns:cx="http://schemas.microsoft.com/office/drawing/2014/chartex" xmlns:cx1="http://schemas.microsoft.com/office/drawing/2015/9/8/chartex" xmlns:mc="http://schemas.openxmlformats.org/markup-compatibility/2006" xmlns:o="urn:schemas-microsoft-com:office:office" xmlns:r="http://schemas.openxmlformats.org/officeDocument/2006/relationships" xmlns:m="http://schemas.openxmlformats.org/officeDocument/2006/math" xmlns:v="urn:schemas-microsoft-com:vml" xmlns:wp14="http://schemas.microsoft.com/office/word/2010/wordprocessingDrawing" xmlns:wp="http://schemas.openxmlformats.org/drawingml/2006/wordprocessingDrawing" xmlns:w10="urn:schemas-microsoft-com:office:word" xmlns:w="http://schemas.openxmlformats.org/wordprocessingml/2006/main" xmlns:w14="http://schemas.microsoft.com/office/word/2010/wordml" xmlns:w15="http://schemas.microsoft.com/office/word/2012/wordml" xmlns:w16se="http://schemas.microsoft.com/office/word/2015/wordml/symex" xmlns:wpg="http://schemas.microsoft.com/office/word/2010/wordprocessingGroup" xmlns:wpi="http://schemas.microsoft.com/office/word/2010/wordprocessingInk" xmlns:wne="http://schemas.microsoft.com/office/word/2006/wordml" xmlns:wps="http://schemas.microsoft.com/office/word/2010/wordprocessingShape" mc:Ignorable="w14 w15 w16se wp14">
-  <w:comment w:id="1" w:author="Benjamin Meyer" w:date="2023-01-05T17:15:00Z" w:initials="BM">
-    <w:p>
-      <w:pPr>
-        <w:pStyle w:val="CommentText"/>
-      </w:pPr>
-      <w:r>
-        <w:rPr>
-          <w:rStyle w:val="CommentReference"/>
-        </w:rPr>
-        <w:annotationRef/>
-      </w:r>
-      <w:r>
-        <w:t>Working here 1/5/2023</w:t>
-      </w:r>
-    </w:p>
-  </w:comment>
-  <w:comment w:id="2" w:author="Benjamin Meyer" w:date="2023-01-06T10:17:00Z" w:initials="BM">
-    <w:p>
-      <w:pPr>
-        <w:pStyle w:val="CommentText"/>
-      </w:pPr>
-      <w:r>
-        <w:rPr>
-          <w:rStyle w:val="CommentReference"/>
-        </w:rPr>
-        <w:annotationRef/>
-      </w:r>
-      <w:r>
-        <w:t>Get from SGS certificates or SGS QAP</w:t>
-      </w:r>
-    </w:p>
-  </w:comment>
-</w:comments>
-</file>
-
-<file path=word/commentsExtended.xml><?xml version="1.0" encoding="utf-8"?>
-<w15:commentsEx xmlns:wpc="http://schemas.microsoft.com/office/word/2010/wordprocessingCanvas" xmlns:cx="http://schemas.microsoft.com/office/drawing/2014/chartex" xmlns:cx1="http://schemas.microsoft.com/office/drawing/2015/9/8/chartex" xmlns:mc="http://schemas.openxmlformats.org/markup-compatibility/2006" xmlns:o="urn:schemas-microsoft-com:office:office" xmlns:r="http://schemas.openxmlformats.org/officeDocument/2006/relationships" xmlns:m="http://schemas.openxmlformats.org/officeDocument/2006/math" xmlns:v="urn:schemas-microsoft-com:vml" xmlns:wp14="http://schemas.microsoft.com/office/word/2010/wordprocessingDrawing" xmlns:wp="http://schemas.openxmlformats.org/drawingml/2006/wordprocessingDrawing" xmlns:w10="urn:schemas-microsoft-com:office:word" xmlns:w="http://schemas.openxmlformats.org/wordprocessingml/2006/main" xmlns:w14="http://schemas.microsoft.com/office/word/2010/wordml" xmlns:w15="http://schemas.microsoft.com/office/word/2012/wordml" xmlns:w16se="http://schemas.microsoft.com/office/word/2015/wordml/symex" xmlns:wpg="http://schemas.microsoft.com/office/word/2010/wordprocessingGroup" xmlns:wpi="http://schemas.microsoft.com/office/word/2010/wordprocessingInk" xmlns:wne="http://schemas.microsoft.com/office/word/2006/wordml" xmlns:wps="http://schemas.microsoft.com/office/word/2010/wordprocessingShape" mc:Ignorable="w14 w15 w16se wp14">
-  <w15:commentEx w15:paraId="71F94DEF" w15:done="0"/>
-  <w15:commentEx w15:paraId="73E3559A" w15:paraIdParent="71F94DEF" w15:done="0"/>
-</w15:commentsEx>
 </file>
 
 <file path=word/endnotes.xml><?xml version="1.0" encoding="utf-8"?>
@@ -2965,14 +2523,6 @@
     <w:abstractNumId w:val="1"/>
   </w:num>
 </w:numbering>
-</file>
-
-<file path=word/people.xml><?xml version="1.0" encoding="utf-8"?>
-<w15:people xmlns:wpc="http://schemas.microsoft.com/office/word/2010/wordprocessingCanvas" xmlns:cx="http://schemas.microsoft.com/office/drawing/2014/chartex" xmlns:cx1="http://schemas.microsoft.com/office/drawing/2015/9/8/chartex" xmlns:mc="http://schemas.openxmlformats.org/markup-compatibility/2006" xmlns:o="urn:schemas-microsoft-com:office:office" xmlns:r="http://schemas.openxmlformats.org/officeDocument/2006/relationships" xmlns:m="http://schemas.openxmlformats.org/officeDocument/2006/math" xmlns:v="urn:schemas-microsoft-com:vml" xmlns:wp14="http://schemas.microsoft.com/office/word/2010/wordprocessingDrawing" xmlns:wp="http://schemas.openxmlformats.org/drawingml/2006/wordprocessingDrawing" xmlns:w10="urn:schemas-microsoft-com:office:word" xmlns:w="http://schemas.openxmlformats.org/wordprocessingml/2006/main" xmlns:w14="http://schemas.microsoft.com/office/word/2010/wordml" xmlns:w15="http://schemas.microsoft.com/office/word/2012/wordml" xmlns:w16se="http://schemas.microsoft.com/office/word/2015/wordml/symex" xmlns:wpg="http://schemas.microsoft.com/office/word/2010/wordprocessingGroup" xmlns:wpi="http://schemas.microsoft.com/office/word/2010/wordprocessingInk" xmlns:wne="http://schemas.microsoft.com/office/word/2006/wordml" xmlns:wps="http://schemas.microsoft.com/office/word/2010/wordprocessingShape" mc:Ignorable="w14 w15 w16se wp14">
-  <w15:person w15:author="Benjamin Meyer">
-    <w15:presenceInfo w15:providerId="None" w15:userId="Benjamin Meyer"/>
-  </w15:person>
-</w15:people>
 </file>
 
 <file path=word/styles.xml><?xml version="1.0" encoding="utf-8"?>
@@ -3902,7 +3452,7 @@
 </file>
 
 <file path=customXml/itemProps1.xml><?xml version="1.0" encoding="utf-8"?>
-<ds:datastoreItem xmlns:ds="http://schemas.openxmlformats.org/officeDocument/2006/customXml" ds:itemID="{058832EB-C785-4627-A7A6-72271454E6D2}">
+<ds:datastoreItem xmlns:ds="http://schemas.openxmlformats.org/officeDocument/2006/customXml" ds:itemID="{C2CC1CBE-7B0C-493C-852B-25FB4DEC2537}">
   <ds:schemaRefs>
     <ds:schemaRef ds:uri="http://schemas.openxmlformats.org/officeDocument/2006/bibliography"/>
   </ds:schemaRefs>

--- a/other/documents/QAPP/memos/Memo to EPA January 2023, Kenai Watershed Forum QAPP.docx
+++ b/other/documents/QAPP/memos/Memo to EPA January 2023, Kenai Watershed Forum QAPP.docx
@@ -360,7 +360,23 @@
           <w:rFonts w:ascii="Calibri" w:eastAsia="Times New Roman" w:hAnsi="Calibri" w:cs="Calibri"/>
           <w:color w:val="000000"/>
         </w:rPr>
-        <w:t xml:space="preserve"> Jordan, Kenaitze Indian Tribe</w:t>
+        <w:t xml:space="preserve"> Jordan, </w:t>
+      </w:r>
+      <w:proofErr w:type="spellStart"/>
+      <w:r>
+        <w:rPr>
+          <w:rFonts w:ascii="Calibri" w:eastAsia="Times New Roman" w:hAnsi="Calibri" w:cs="Calibri"/>
+          <w:color w:val="000000"/>
+        </w:rPr>
+        <w:t>Kenaitze</w:t>
+      </w:r>
+      <w:proofErr w:type="spellEnd"/>
+      <w:r>
+        <w:rPr>
+          <w:rFonts w:ascii="Calibri" w:eastAsia="Times New Roman" w:hAnsi="Calibri" w:cs="Calibri"/>
+          <w:color w:val="000000"/>
+        </w:rPr>
+        <w:t xml:space="preserve"> Indian Tribe</w:t>
       </w:r>
       <w:r>
         <w:rPr>
@@ -375,7 +391,23 @@
           <w:rFonts w:ascii="Calibri" w:eastAsia="Times New Roman" w:hAnsi="Calibri" w:cs="Calibri"/>
           <w:color w:val="000000"/>
         </w:rPr>
-        <w:t>Yvonne Weber, Salamatof Native Association</w:t>
+        <w:t xml:space="preserve">Yvonne Weber, </w:t>
+      </w:r>
+      <w:proofErr w:type="spellStart"/>
+      <w:r>
+        <w:rPr>
+          <w:rFonts w:ascii="Calibri" w:eastAsia="Times New Roman" w:hAnsi="Calibri" w:cs="Calibri"/>
+          <w:color w:val="000000"/>
+        </w:rPr>
+        <w:t>Salamatof</w:t>
+      </w:r>
+      <w:proofErr w:type="spellEnd"/>
+      <w:r>
+        <w:rPr>
+          <w:rFonts w:ascii="Calibri" w:eastAsia="Times New Roman" w:hAnsi="Calibri" w:cs="Calibri"/>
+          <w:color w:val="000000"/>
+        </w:rPr>
+        <w:t xml:space="preserve"> Native Association</w:t>
       </w:r>
     </w:p>
     <w:p>
@@ -507,8 +539,6 @@
         </w:rPr>
         <w:t xml:space="preserve">.” </w:t>
       </w:r>
-      <w:bookmarkStart w:id="0" w:name="_GoBack"/>
-      <w:bookmarkEnd w:id="0"/>
     </w:p>
     <w:p>
       <w:pPr>
@@ -706,7 +736,18 @@
           <w:i/>
           <w:lang w:val="en"/>
         </w:rPr>
-        <w:t>the minimum and maximum values of a quality assurance measurement that can be interpreted as representing acceptable performance with respect to the parameter being tested</w:t>
+        <w:t>the minimum and maximum values of a quality assurance measurement that can be interpreted as representing acceptab</w:t>
+      </w:r>
+      <w:bookmarkStart w:id="0" w:name="_GoBack"/>
+      <w:bookmarkEnd w:id="0"/>
+      <w:r>
+        <w:rPr>
+          <w:rStyle w:val="hgkelc"/>
+          <w:bCs/>
+          <w:i/>
+          <w:lang w:val="en"/>
+        </w:rPr>
+        <w:t>le performance with respect to the parameter being tested</w:t>
       </w:r>
       <w:r>
         <w:rPr>
@@ -855,7 +896,23 @@
           <w:sz w:val="23"/>
           <w:szCs w:val="23"/>
         </w:rPr>
-        <w:t>1.) Prior to a period of higher potential for impact from human activities (boating activity, impervious surface runoff, etc) in early summer; and</w:t>
+        <w:t>1.) Prior to a period of higher potential for impact from human activities (boating activity, impervious surface runoff, etc</w:t>
+      </w:r>
+      <w:r>
+        <w:rPr>
+          <w:i/>
+          <w:sz w:val="23"/>
+          <w:szCs w:val="23"/>
+        </w:rPr>
+        <w:t>.</w:t>
+      </w:r>
+      <w:r>
+        <w:rPr>
+          <w:i/>
+          <w:sz w:val="23"/>
+          <w:szCs w:val="23"/>
+        </w:rPr>
+        <w:t>) in early summer; and</w:t>
       </w:r>
     </w:p>
     <w:p>
@@ -1016,7 +1073,15 @@
           <w:sz w:val="23"/>
           <w:szCs w:val="23"/>
         </w:rPr>
-        <w:t>Lab certificates for SGS (Anchorage, AK) and their subcontractor ALS (Kelso, WA) are available for download. The documents consist of ~30 pages total so are not included within the QAPP itself, but are referenced and available for anyone to download.</w:t>
+        <w:t>Lab certificates for SGS (Anchorage, AK) and their subcontractor ALS (Kelso, WA) are available for download. The documents consist of ~30 pages total so are not included within the QAPP itself, but are referenced and available</w:t>
+      </w:r>
+      <w:r>
+        <w:rPr>
+          <w:i/>
+          <w:sz w:val="23"/>
+          <w:szCs w:val="23"/>
+        </w:rPr>
+        <w:t xml:space="preserve"> for anyone to download (Appendix L).</w:t>
       </w:r>
     </w:p>
     <w:p>
@@ -3452,7 +3517,7 @@
 </file>
 
 <file path=customXml/itemProps1.xml><?xml version="1.0" encoding="utf-8"?>
-<ds:datastoreItem xmlns:ds="http://schemas.openxmlformats.org/officeDocument/2006/customXml" ds:itemID="{C2CC1CBE-7B0C-493C-852B-25FB4DEC2537}">
+<ds:datastoreItem xmlns:ds="http://schemas.openxmlformats.org/officeDocument/2006/customXml" ds:itemID="{FC8D0D1D-AE6F-4267-B3A0-9D8CC4C31AF1}">
   <ds:schemaRefs>
     <ds:schemaRef ds:uri="http://schemas.openxmlformats.org/officeDocument/2006/bibliography"/>
   </ds:schemaRefs>
